--- a/example_articles/us_region/Southwest/1.us_region_Southwest_New_York_Times.docx
+++ b/example_articles/us_region/Southwest/1.us_region_Southwest_New_York_Times.docx
@@ -7,7 +7,7 @@
         <w:pStyle w:val="Heading1"/>
       </w:pPr>
       <w:r>
-        <w:t>3 Enemas Later, Still No Drugs</w:t>
+        <w:t>Mexican Bands Hear Success Calling</w:t>
       </w:r>
     </w:p>
     <w:p>
@@ -17,22 +17,22 @@
     </w:p>
     <w:p>
       <w:r>
-        <w:t>Date: 2014-01-26</w:t>
+        <w:t>Date: 2009-04-05</w:t>
       </w:r>
     </w:p>
     <w:p>
       <w:r>
-        <w:t>Section: Section SR; Column 0; Editorial Desk; Pg. 15; OP-ED COLUMNIST</w:t>
+        <w:t>Section: Section AR; Column 0; Arts and Leisure Desk; Pg. 24; MUSIC</w:t>
       </w:r>
     </w:p>
     <w:p>
       <w:r>
-        <w:t>Source file: NYT/27.DOCX</w:t>
+        <w:t>Source file: NYT/29.DOCX</w:t>
       </w:r>
     </w:p>
     <w:p>
       <w:r>
-        <w:t>Raw locations result, 'locations': ['New Mexico', 'Texas']</w:t>
+        <w:t>Raw locations result, 'locations': ['Mexico', 'United States (unspecified states)']</w:t>
       </w:r>
     </w:p>
     <w:p>
@@ -49,46 +49,66 @@
     </w:p>
     <w:p>
       <w:r>
-        <w:t>IF you think that protests about overzealous law enforcement are over the top, listen to what unfolded when the police suspected that David Eckert, 54, was hiding drugs in his rectum.</w:t>
+        <w:t xml:space="preserve">ONE of the biggest Latin hits of the past year  arrived on the Billboard charts all the way from Caborca, a small desert hill town in the Mexican state of Sonora, mostly thanks to a cellphone. </w:t>
         <w:br/>
-        <w:t>Eckert is a shy junk dealer struggling to get by in Hidalgo County, N.M. He lives a working-class life, drives a 16-year-old pickup and was convicted in 2008 of methamphetamine possession.</w:t>
+        <w:t xml:space="preserve">  Last year Los Pikadientes de Caborca recorded ''La Cumbia del Rio'' -- a bare-boned singalong about dancing and partying by the side of a local river -- on a home computer, uploaded it to their cellphones and, with help from Bluetooth and Memory Sticks, shared it with friends. The song quickly went viral, and its  grass-roots  popularity led to heavy rotation on radio stations across Sonora; before long, cellphone videos of people dancing to the song were flooding YouTube. </w:t>
         <w:br/>
-        <w:t>Police officers, suspecting he might still be involved in drugs, asked him to step out of his pickup early last year after stopping him for a supposed traffic violation. No drugs or weapons were found on Eckert or in his truck, but a police dog showed interest in the vehicle and an officer wrote that Eckert's posture was ''erect and he kept his legs together.''</w:t>
+        <w:t xml:space="preserve">  Los Pikadientes had no record label, but suddenly they were the digital darlings of regional Mexican music, with a  hit on both sides of the border.</w:t>
         <w:br/>
-        <w:t>That led the police to speculate that he might be hiding drugs internally, so they took him in handcuffs to a nearby hospital emergency room and asked the doctor, Adam Ash, to conduct a forcible search of his rectum. Dr. Ash refused, saying it would be unethical.</w:t>
+        <w:t xml:space="preserve">  Sony offered the band a record deal and rereleased  ''La Cumbia del Rio,'' which spent six weeks at No. 1 on Billboard's Regional Mexican chart. The song's ring tone sold more than 150,000 copies in the United States, and the band released a debut album, ''Vamonos Pa'l Rio,'' which was nominated for a 2008 Grammy. The song is still on the Latin charts. </w:t>
         <w:br/>
-        <w:t>''I was pretty sure it was the wrong thing to do,'' Dr. Ash told me. ''It was not medically indicated.''</w:t>
+        <w:t xml:space="preserve">  ''We have to be honest; we wouldn't exist without cellphones and ring tones,'' said Francisco Gonzalez (who goes by the single name Pancho) of Los Pikadientes, whose new album is scheduled for June, complete with an elaborate ring-tone marketing plan. ''We ended up doing eight months of promotion in the United States because of that one song. We're the ultimate cellphone success story.''</w:t>
         <w:br/>
-        <w:t>Eckert, protesting all the while, says he asked to make a phone call but was told that he had no right to do so because he hadn't actually been arrested. The police then drove Eckert 50 miles to the emergency room of the Gila Regional Medical Center, where doctors took X-rays of Eckert's abdomen and performed a rectal examination. No drugs were found, so doctors performed a second rectal exam, again unavailing.</w:t>
+        <w:t xml:space="preserve">  As most sectors of the music industry scramble to cope with the way the Internet and online stores like iTunes have changed how music is  distributed and consumed, the regional Mexican industry is focused elsewhere, on the power of the cellphone as both a one-stop music source and a symbol of working-class immigrant identity. This is no small news, considering that in the United States regional Mexican music -- the term is an industry label that groups together norteno, ranchera, banda and other traditional styles -- is responsible for close to 60 percent of all Latin sales, outperforming all other genres of Latin music, including pop and tropical.</w:t>
         <w:br/>
-        <w:t>Doctors then gave Eckert an enema and forced him to have a bowel movement in the presence of a nurse and policeman, according to a lawsuit that Eckert filed. When no narcotics were found, a second enema was administered. Then a third.</w:t>
+        <w:t xml:space="preserve">  ''Our songwriters used to only want to write for pop artists,'' said Delia Orjuela, assistant vice president for Latin music at the performing rights organization BMI. ''Now they all want to write for regional Mexican artists. This is a direct result of demographics. Mexicans are everywhere now.''</w:t>
         <w:br/>
-        <w:t>The police left the privacy curtain open, so that Eckert's searches were public, the lawsuit says.</w:t>
+        <w:t xml:space="preserve">  Because fans of regional Mexican music tend to be working-class immigrants and their United States-born children, they don't fit the typical musical consumption patterns of the digital age. They most likely don't own a home computer, don't use a credit card and don't have broadband at home, all prerequisites for an iTunes account. Instead they buy prepaid phone cards with cash and use their cellphones as mobile, personal jukeboxes, often downloading ring tones from their cellular providers for about $3 each, three times the price from iTunes or Zune. </w:t>
         <w:br/>
-        <w:t>After hours of fruitless searches, police and doctors arranged another X-ray and finally anesthetized Eckert and performed a colonoscopy.</w:t>
+        <w:t xml:space="preserve">  ''This audience has adopted the mobile phone as their primary means of communication,'' said Oliver Buckwell of the marketing agency Tribal Brands, which has set up deals between Verizon and regional Mexican acts. ''It is also now their primary means of getting music.''</w:t>
         <w:br/>
-        <w:t>''Nothing was found inside of Mr. Eckert,'' the police report notes. So after he woke up, he was released -- after 13 hours, two rectal exams, three enemas, two X-rays and a colonoscopy.</w:t>
+        <w:t xml:space="preserve">  In the Anglo market the majority of digital sales take place online; in regional Mexican music an estimated 85 percent of digital music is purchased on cellphones.</w:t>
         <w:br/>
-        <w:t>The hospital ended up billing Eckert $6,000.</w:t>
+        <w:t xml:space="preserve">  ''This is a very mobile population,'' said Michael Grasso, a former vice president for consumer marketing at AT&amp;T, where he set up sponsorships with Mexican artists like Joan Sebastian and Marco Antonio Solis. ''As consumers their behaviors depend on communication with family who might not be in the same state or same country as they are. They have national and international behaviors, local lines and shared content that go between countries on a daily basis. Phones are the easiest way to keep those family connections together.''  </w:t>
         <w:br/>
-        <w:t>When I came across this case, it seemed far-fetched to me -- more like rape than law enforcement. But the authorities, hospital and doctors all refused to comment, and, a few days ago, the city and county settled the lawsuit by paying Eckert $1.6 million.</w:t>
+        <w:t xml:space="preserve">  Sensing the rising power of regional Mexican music's fan base and keeping an eye on general Latin consumer trends (Latinos were twice as likely as non-Latinos to purchase ring tones in 2008), every major phone company has made deals with regional Mexican acts: sponsoring concert tours, offering ''mobile tickets'' to shows, bundling song downloads and ring tones with phone subscriptions and selling phone cards emblazoned with the faces of popular bands like Los Temerarios everywhere from Wal-Mart to weekend swap meets. (Call to collect your minutes, and a member of the band greets you.) While AT&amp;T began sponsoring tours in 2004, only now is there unanimous agreement among phone companies that  regional Mexican is central to the future of mobile music. </w:t>
         <w:br/>
-        <w:t>This wasn't a unique case. A few months earlier, a man named Timothy Young who lives nearby says that police officers pulled him over, forcibly strip-searched him in a parking lot and then took him to a hospital for a forced X-ray and rectal examination while he was handcuffed. Nothing was found, so he was released -- only to receive a hospital bill.</w:t>
+        <w:t xml:space="preserve">  ''We see regional Mexican fans as the gateway to educating all U.S. consumers about mobile music,'' said Ed Ruth, the director of digital music at Verizon, which is expected to announce a new mobile music deal  this month at the Billboard Latin Music Conference. ''Because they have a higher tendency to access content on their phones, they are more open to trying new products and to new ways of engaging with their favorite artists.'' </w:t>
         <w:br/>
-        <w:t>And a few weeks before Eckert's ordeal, a 54-year-old American woman crossing from Mexico into El Paso was strip-searched and taken to the University Medical Center of El Paso. She says in a lawsuit that, over six hours, she was shackled to an examination table and subjected to rectal and vaginal examinations -- with the door open to compound her humiliation. After a final X-ray and CT scan, all of which turned up nothing, she was released -- and billed for the procedures.</w:t>
+        <w:t xml:space="preserve">  Late last year Verizon -- which introduced its V Cast mobile music platform in 2006 -- spearheaded a deal with the popular telenovela ''Fuego en la Sangre,'' precisely because of its regional Mexican fan base. The show starred the singer and heartthrob Pablo Montero, and its opening theme was ''Para Siempre,'' a popular ranchera ballad by the Mexican star Vicente Fernandez. Verizon held concerts with Mr. Montero in its stores, where select customers could appear with him in a music video, shot against a green screen and then sent directly to their Verizon phones.</w:t>
         <w:br/>
-        <w:t>Joseph P. Kennedy, Eckert's lawyer, notes that such abuses are not random but are disproportionately directed at those on the bottom rungs of society. ''It's a socioeconomic issue,'' he said. ''It's the indignities forced on people who are not articulate, not educated and don't have access to legal services.''</w:t>
+        <w:t xml:space="preserve">  ''Phone carriers are more interested in regional Mexican than any other genre,'' said Skander Goucha, vice president for digital at Universal Music Latin Entertainment. ''No other genre has that kind of mobile sales.'' He added that the sales of a ring tone for a single by  Alacranes Musical, a popular Mexican act from Chicago, were in the Top 20 of all Universal ring tones, which ''puts them right up there next to Akon and Fall Out Boy.'' </w:t>
         <w:br/>
-        <w:t>Police are caught in a difficult balancing act, and obviously the abuse of Eckert isn't representative. But it is emblematic of something much larger in America, a kind of inequality that isn't economic and that we don't much talk about.</w:t>
+        <w:t xml:space="preserve">  Of course fans of Alacranes Musical might also be fans of Akon and Fall Out Boy, especially if they're second-generation and raised on a steady binational diet of Mexican and American sounds. For these younger listeners, born in the United States, keeping regional Mexican songs on their cellphone is an easy way to maintain family roots.</w:t>
         <w:br/>
-        <w:t>It's the kind of inequality that lies behind police stops for ''driving while black,'' or unequal implementation of stop-and-frisk policies, or ''zero tolerance'' school discipline codes that lead many low-income children to be suspended.</w:t>
+        <w:t xml:space="preserve">  ''Feeling like you're close to home is so important for Mexican audiences,'' said Leila Cobo, Billboard's executive director for Latin content. ''In recent years it's stopped being taboo to be Latin or Mexican. Assimilation is not the only option. For the younger fans it's cool to like these artists and be proud of where you're from.''</w:t>
         <w:br/>
-        <w:t>This inequality has a racial element to it, but it is also about social class (Eckert is white but struggling financially). This is about Americans living in different worlds. If you're a middle-class reader, you probably see the justice system as protective. If you're a young man of color, you may see it as threatening.</w:t>
+        <w:t xml:space="preserve">  That phone companies and ring-tone providers are paying attention to this trend is a change from what many in the Mexican music industry characterize as years of willful, often culturally biased neglect from marketing and advertising agencies. Despite their commercial success, few norteno or banda artists -- with their cowboy hats, horses, accordions and tubas -- typically end up with the kind of major marketing and advertising deals that go to artists like Shakira or Enrique Iglesias, who embrace a more cross-cultural  look and sound.</w:t>
         <w:br/>
-        <w:t>So as we discuss inequality in America, let's remember that the divide is measured in more than dollars. It's also about something as fundamental as our dignity, our humanity and our access to justice; it's about the right of working stiffs not to endure forced colonoscopies.</w:t>
+        <w:t xml:space="preserve">  ''The decision makers who sit atop the major marketing companies tend to be people who do not understand the depth and importance of this community,'' said Peggy Dold, a freelance marketing consultant and former international vice president at the Spanish-language media giant Univision. ''With cellphones that's all starting to change.'' </w:t>
+        <w:br/>
+        <w:t xml:space="preserve">  Back in 1992 Los Tigres del Norte, the Northern California group that has been a regional Mexican institution for decades (and has  worked closely with Verizon), recorded what was probably the first Mexican tribute to the cellphone, ''El Celular.'' The lyrics treated the new device as both status symbol and social nuisance, and in the song's video a primitive cellphone the size of a sneaker upstaged the band everywhere from the golf course to the nightclub. </w:t>
+        <w:br/>
+        <w:t xml:space="preserve">  ''In those days not everyone could afford a cellphone,'' said Jorge Hernandez, the band's singer. ''Now all of our fans have them, and they're a big part of their identity. They've made us change the way we think about our music. </w:t>
+        <w:br/>
+        <w:t xml:space="preserve">  ''Before we worried about getting the physical CDs into the little neighborhood stores. Now we worry about getting our songs onto those phones.''</w:t>
         <w:br/>
         <w:br/>
-        <w:t>http://www.nytimes.com/2014/01/26/opinion/sunday/kristof-3-enemas-later-still-no-drugs.html</w:t>
+        <w:t>http://www.nytimes.com</w:t>
+        <w:br/>
+        <w:br/>
+        <w:t>Graphic</w:t>
+        <w:br/>
+        <w:br/>
+        <w:t xml:space="preserve"> </w:t>
+        <w:br/>
+        <w:t>PHOTOS: Los Pikadientes de Caborca, top, in concert. Los Tigres del Norte, above, recorded what was probably the first Mexican tribute to the cellphone. Alacranes Musical, right, have had ring-tone sales comparable to those of major pop acts.</w:t>
+        <w:br/>
+        <w:t>Los Pikadientes de Caborca had a hit last year with ''La Cumbia del Rio,'' a song the group originally shared with friends via cellphone.(PHOTOGRAPHS FROM LOS PIKADIENTES DE CABORCA)</w:t>
+        <w:br/>
+        <w:t>(PHOTOGRAPH BY JOSIE LEPE/MERCURY NEWS)</w:t>
+        <w:br/>
+        <w:t xml:space="preserve"> (PHOTOGRAPH BY SONY MUSIC)</w:t>
       </w:r>
     </w:p>
     <w:sectPr>

--- a/example_articles/us_region/Southwest/1.us_region_Southwest_New_York_Times.docx
+++ b/example_articles/us_region/Southwest/1.us_region_Southwest_New_York_Times.docx
@@ -7,7 +7,9 @@
         <w:pStyle w:val="Heading1"/>
       </w:pPr>
       <w:r>
-        <w:t>Mexican Bands Hear Success Calling</w:t>
+        <w:t>Latin Grammys' Border Skirmish;</w:t>
+        <w:br/>
+        <w:t>New Awards Face Complaints About Slighting a Mexican Genre</w:t>
       </w:r>
     </w:p>
     <w:p>
@@ -17,22 +19,22 @@
     </w:p>
     <w:p>
       <w:r>
-        <w:t>Date: 2009-04-05</w:t>
+        <w:t>Date: 2000-09-13</w:t>
       </w:r>
     </w:p>
     <w:p>
       <w:r>
-        <w:t>Section: Section AR; Column 0; Arts and Leisure Desk; Pg. 24; MUSIC</w:t>
+        <w:t>Section: Section E; ; Section E; Page 1; Column 3; The Arts/Cultural Desk ; Column 3;</w:t>
       </w:r>
     </w:p>
     <w:p>
       <w:r>
-        <w:t>Source file: NYT/29.DOCX</w:t>
+        <w:t>Source file: NYT/52.DOCX</w:t>
       </w:r>
     </w:p>
     <w:p>
       <w:r>
-        <w:t>Raw locations result, 'locations': ['Mexico', 'United States (unspecified states)']</w:t>
+        <w:t>Raw locations result, 'locations': ['United States']</w:t>
       </w:r>
     </w:p>
     <w:p>
@@ -49,49 +51,67 @@
     </w:p>
     <w:p>
       <w:r>
-        <w:t xml:space="preserve">ONE of the biggest Latin hits of the past year  arrived on the Billboard charts all the way from Caborca, a small desert hill town in the Mexican state of Sonora, mostly thanks to a cellphone. </w:t>
+        <w:t>The first Latin Grammy Awards show, tonight on CBS, will be the first multilingual broadcast on a major American network: the talk will be mostly in English and Spanish, the singing in Spanish and Portuguese. It is also the first time the National Academy of Recording Arts and Sciences has allowed recordings released outside the United States to be Grammy nominees.</w:t>
         <w:br/>
-        <w:t xml:space="preserve">  Last year Los Pikadientes de Caborca recorded ''La Cumbia del Rio'' -- a bare-boned singalong about dancing and partying by the side of a local river -- on a home computer, uploaded it to their cellphones and, with help from Bluetooth and Memory Sticks, shared it with friends. The song quickly went viral, and its  grass-roots  popularity led to heavy rotation on radio stations across Sonora; before long, cellphone videos of people dancing to the song were flooding YouTube. </w:t>
+        <w:t>Modeled on the national academy's annual Grammy Awards, the Latin Grammys are decidedly international. Their debut at the Staples Center in Los Angeles is intended to celebrate the Latin music explosion in the United States and expose American viewers to the music of the Spanish- and Portuguese-speaking worlds.</w:t>
         <w:br/>
-        <w:t xml:space="preserve">  Los Pikadientes had no record label, but suddenly they were the digital darlings of regional Mexican music, with a  hit on both sides of the border.</w:t>
+        <w:t>"We want to make the Latin Grammys a touring event every year," said Mauricio Abaroa, senior vice president and executive director of the 2,600-member Latin Academy of Recording Arts and Sciences, an arm of the national group. The Latin academy, formed in 1997, is made up of voting members from 15 countries. "This is an international project that will be a showcase for the music of the different countries," Mr. Abaroa said.</w:t>
         <w:br/>
-        <w:t xml:space="preserve">  Sony offered the band a record deal and rereleased  ''La Cumbia del Rio,'' which spent six weeks at No. 1 on Billboard's Regional Mexican chart. The song's ring tone sold more than 150,000 copies in the United States, and the band released a debut album, ''Vamonos Pa'l Rio,'' which was nominated for a 2008 Grammy. The song is still on the Latin charts. </w:t>
+        <w:t>In the future the show will be as likely to be staged in Buenos Aires or Rio de Janeiro as in the United States, the Latin academy said. Michael Greene, president of the national academy, said that Latin music was so diverse that he could envision separate Grammys for Mexico, Brazil and other Latin countries someday. "The possibilities are endless," he said.</w:t>
         <w:br/>
-        <w:t xml:space="preserve">  ''We have to be honest; we wouldn't exist without cellphones and ring tones,'' said Francisco Gonzalez (who goes by the single name Pancho) of Los Pikadientes, whose new album is scheduled for June, complete with an elaborate ring-tone marketing plan. ''We ended up doing eight months of promotion in the United States because of that one song. We're the ultimate cellphone success story.''</w:t>
+        <w:t>In seeking to represent musical styles from Cuba to Argentina, the Latin Grammys have not made everyone happy. One record executive complained that separating the Latin Grammys from the regular awards would result in marginalizing them. There has also been criticism that regional Mexican music, one of the best-selling Latin styles in the United States, receives short shrift in terms of performances and presenters.</w:t>
         <w:br/>
-        <w:t xml:space="preserve">  As most sectors of the music industry scramble to cope with the way the Internet and online stores like iTunes have changed how music is  distributed and consumed, the regional Mexican industry is focused elsewhere, on the power of the cellphone as both a one-stop music source and a symbol of working-class immigrant identity. This is no small news, considering that in the United States regional Mexican music -- the term is an industry label that groups together norteno, ranchera, banda and other traditional styles -- is responsible for close to 60 percent of all Latin sales, outperforming all other genres of Latin music, including pop and tropical.</w:t>
+        <w:t>In development for more than 10 years, the Latin Grammys were born of a sense that the eight Latin categories among the regular Grammys fell short of recognizing the growth and the diversity of Latin genres, national academy officials said. Latin music now represents about 5 percent of the overall United States music market, Recording Industry Association of America figures show, and in recent years has become one of its fastest-growing segments of that industry.</w:t>
         <w:br/>
-        <w:t xml:space="preserve">  ''Our songwriters used to only want to write for pop artists,'' said Delia Orjuela, assistant vice president for Latin music at the performing rights organization BMI. ''Now they all want to write for regional Mexican artists. This is a direct result of demographics. Mexicans are everywhere now.''</w:t>
+        <w:t>The main Grammy awards are given in 98 categories; the Latin Grammys have 40, from record of the year and best new artist to best tango album and best Portuguese-language rock album. Some recording executives noted that unlike the regular Grammys, which sometimes resulted in odd choices for the Latin categories because voters included members unfamiliar with Latin genres, the Latin Grammy winners were voted on by industry professionals who know their music.</w:t>
         <w:br/>
-        <w:t xml:space="preserve">  Because fans of regional Mexican music tend to be working-class immigrants and their United States-born children, they don't fit the typical musical consumption patterns of the digital age. They most likely don't own a home computer, don't use a credit card and don't have broadband at home, all prerequisites for an iTunes account. Instead they buy prepaid phone cards with cash and use their cellphones as mobile, personal jukeboxes, often downloading ring tones from their cellular providers for about $3 each, three times the price from iTunes or Zune. </w:t>
+        <w:t>With Jennifer Lopez, Jimmy Smits, Gloria Estefan and Andy Garcia as hosts, the banter on the show is expected to be bilingual, and winners may switch completely to their native language in acceptance speeches.</w:t>
         <w:br/>
-        <w:t xml:space="preserve">  ''This audience has adopted the mobile phone as their primary means of communication,'' said Oliver Buckwell of the marketing agency Tribal Brands, which has set up deals between Verizon and regional Mexican acts. ''It is also now their primary means of getting music.''</w:t>
+        <w:t>"Is it a risk? Sure," said Jack Sussman, vice president for specials at CBS, which also broadcasts the Grammys. But Mr. Sussman, a former programming chief for MTV Latin America, said that the talent involved in the show and the potential for building a new annual franchise on the network outweighed concerns that English-speaking viewers would tune out. The Latin Grammy show, which will be seen in about 120 countries, is being produced by the same team that stages the main Grammys.</w:t>
         <w:br/>
-        <w:t xml:space="preserve">  In the Anglo market the majority of digital sales take place online; in regional Mexican music an estimated 85 percent of digital music is purchased on cellphones.</w:t>
+        <w:t>The Latin Grammys are giving a platform to many of the Hispanic artists who have become household names in the United States singing in English. The scheduled performers include Ricky Martin and Christina Aguilera as well as non-Latin guests like 'N Sync, which will sing with Son by Four, a Puerto Rican group.</w:t>
         <w:br/>
-        <w:t xml:space="preserve">  ''This is a very mobile population,'' said Michael Grasso, a former vice president for consumer marketing at AT&amp;T, where he set up sponsorships with Mexican artists like Joan Sebastian and Marco Antonio Solis. ''As consumers their behaviors depend on communication with family who might not be in the same state or same country as they are. They have national and international behaviors, local lines and shared content that go between countries on a daily basis. Phones are the easiest way to keep those family connections together.''  </w:t>
+        <w:t>The criticism over marginalization and lack of Mexican representation became public when Gilberto Moreno, general manager of Fonovisa, a California company that releases regional Mexican recordings, said in an interview with the Los Angeles Spanish-language daily La Opinion that the performers to be featured in the show did not represent the Latin music movement in the United States and that the awards themselves separated Latin artists from the mainstream.</w:t>
         <w:br/>
-        <w:t xml:space="preserve">  Sensing the rising power of regional Mexican music's fan base and keeping an eye on general Latin consumer trends (Latinos were twice as likely as non-Latinos to purchase ring tones in 2008), every major phone company has made deals with regional Mexican acts: sponsoring concert tours, offering ''mobile tickets'' to shows, bundling song downloads and ring tones with phone subscriptions and selling phone cards emblazoned with the faces of popular bands like Los Temerarios everywhere from Wal-Mart to weekend swap meets. (Call to collect your minutes, and a member of the band greets you.) While AT&amp;T began sponsoring tours in 2004, only now is there unanimous agreement among phone companies that  regional Mexican is central to the future of mobile music. </w:t>
+        <w:t>If the national academy wants to recognize Latin music, Mr. Moreno said, it should expand the Latin categories in the main Grammys.</w:t>
         <w:br/>
-        <w:t xml:space="preserve">  ''We see regional Mexican fans as the gateway to educating all U.S. consumers about mobile music,'' said Ed Ruth, the director of digital music at Verizon, which is expected to announce a new mobile music deal  this month at the Billboard Latin Music Conference. ''Because they have a higher tendency to access content on their phones, they are more open to trying new products and to new ways of engaging with their favorite artists.'' </w:t>
+        <w:t>Mr. Moreno, who did not return telephone calls to his office in Van Nuys, Calif., called the Latin Grammys "a party between Emilio Estefan and Sony." Emilio Estefan Jr., the Miami producer and Sony executive, led the Latin Grammy field with six nominations and was honored on Monday as the Latin Academy's person of the year. Mr. Estefan has produced million-selling albums for the Miami Sound Machine and Gloria Estefan, his wife. Fonovisa artists got a handful of nominations and none of them are scheduled to perform on the show.</w:t>
         <w:br/>
-        <w:t xml:space="preserve">  Late last year Verizon -- which introduced its V Cast mobile music platform in 2006 -- spearheaded a deal with the popular telenovela ''Fuego en la Sangre,'' precisely because of its regional Mexican fan base. The show starred the singer and heartthrob Pablo Montero, and its opening theme was ''Para Siempre,'' a popular ranchera ballad by the Mexican star Vicente Fernandez. Verizon held concerts with Mr. Montero in its stores, where select customers could appear with him in a music video, shot against a green screen and then sent directly to their Verizon phones.</w:t>
+        <w:t>But the criticism underscored a wider sentiment among Mexican-Americans that regional Mexican music does not get the respect it deserves. Based in traditional music, it has roots on both sides of the border and extends from the brass-band bounce of banda music to accordion-driven norteno music, sometimes known as Tex-Mex in the United States. Guillermo Hernandez, director of the Chicano Studies Research Center at the University of California at Los Angeles, said that regional Mexican music was looked down upon in Mexico and the United States because it was associated with rural working-class people.</w:t>
         <w:br/>
-        <w:t xml:space="preserve">  ''Phone carriers are more interested in regional Mexican than any other genre,'' said Skander Goucha, vice president for digital at Universal Music Latin Entertainment. ''No other genre has that kind of mobile sales.'' He added that the sales of a ring tone for a single by  Alacranes Musical, a popular Mexican act from Chicago, were in the Top 20 of all Universal ring tones, which ''puts them right up there next to Akon and Fall Out Boy.'' </w:t>
+        <w:t>"Mexican folk music, aside from being a curious, cute type of thing in some circles, has not really being recognized for its value," said Mr. Hernandez, whose center received $500,000 this year from Los Tigres del Norte, a norteno band, to promote the study and appreciation of the music. "It's mostly ignorance."</w:t>
         <w:br/>
-        <w:t xml:space="preserve">  Of course fans of Alacranes Musical might also be fans of Akon and Fall Out Boy, especially if they're second-generation and raised on a steady binational diet of Mexican and American sounds. For these younger listeners, born in the United States, keeping regional Mexican songs on their cellphone is an easy way to maintain family roots.</w:t>
+        <w:t>But music critics note that the genre is hugely popular, reflecting the rapid growth of the Hispanic population in the United States. More than 60 percent of that population is of Mexican descent, and many are immigrants. While Latin pop artists have gotten most of the attention across the United States, regional Mexican music represents a large chunk of Latin sales, half or more by some estimates, and in areas of California and the Southwest it is as prevalent on Spanish-language radio as salsa is on the East Coast.</w:t>
         <w:br/>
-        <w:t xml:space="preserve">  ''Feeling like you're close to home is so important for Mexican audiences,'' said Leila Cobo, Billboard's executive director for Latin content. ''In recent years it's stopped being taboo to be Latin or Mexican. Assimilation is not the only option. For the younger fans it's cool to like these artists and be proud of where you're from.''</w:t>
+        <w:t>The leader of Los Tigres del Norte, Jorge Hernandez, said that his band, which won a Grammy in 1988 and is nominated for a Latin Grammy, would not attend the ceremony because it would be performing in Colombia. But he said he supported the stance of Mr. Moreno and Fonovisa, his band's label for the last 11 years.</w:t>
         <w:br/>
-        <w:t xml:space="preserve">  That phone companies and ring-tone providers are paying attention to this trend is a change from what many in the Mexican music industry characterize as years of willful, often culturally biased neglect from marketing and advertising agencies. Despite their commercial success, few norteno or banda artists -- with their cowboy hats, horses, accordions and tubas -- typically end up with the kind of major marketing and advertising deals that go to artists like Shakira or Enrique Iglesias, who embrace a more cross-cultural  look and sound.</w:t>
+        <w:t>"Our position is that our music should be respected and given its due," he said.</w:t>
         <w:br/>
-        <w:t xml:space="preserve">  ''The decision makers who sit atop the major marketing companies tend to be people who do not understand the depth and importance of this community,'' said Peggy Dold, a freelance marketing consultant and former international vice president at the Spanish-language media giant Univision. ''With cellphones that's all starting to change.'' </w:t>
+        <w:t>At the heart of the complaints is also a widespread feeling among Mexican-Americans that, even though they form a majority among Latinos in the United States, they are often underrepresented on Hispanic television and in other entertainment media in the country. Abraham Quintanilla Jr., a recording producer in Corpus Christi, Tex., and the father of the Tejano star Selena, said that Mexican-Americans were slighted both by "the Caribbean people" who predominate in entertainment centers like Miami and New York and the people of Mexico, many of whom resent Mexican-Americans for their Americanized ways.</w:t>
         <w:br/>
-        <w:t xml:space="preserve">  Back in 1992 Los Tigres del Norte, the Northern California group that has been a regional Mexican institution for decades (and has  worked closely with Verizon), recorded what was probably the first Mexican tribute to the cellphone, ''El Celular.'' The lyrics treated the new device as both status symbol and social nuisance, and in the song's video a primitive cellphone the size of a sneaker upstaged the band everywhere from the golf course to the nightclub. </w:t>
+        <w:t>"We're treated like orphans," said Mr. Quintanilla, who said he planned to attend the Latin Grammys because his son, A. B. Quintanilla, and his band, Los Kumbia Kings, received a nomination.</w:t>
         <w:br/>
-        <w:t xml:space="preserve">  ''In those days not everyone could afford a cellphone,'' said Jorge Hernandez, the band's singer. ''Now all of our fans have them, and they're a big part of their identity. They've made us change the way we think about our music. </w:t>
+        <w:t>"What's wrong with a Tejano artist performing at the Latin Grammys?" the elder Mr. Quintanilla asked. "What does 'N Sync have to do with the Latin world? I don't understand that. That's my only gripe. I don't think it's balanced out."</w:t>
         <w:br/>
-        <w:t xml:space="preserve">  ''Before we worried about getting the physical CDs into the little neighborhood stores. Now we worry about getting our songs onto those phones.''</w:t>
+        <w:t>Only one regional Mexican music performer, Alejandro Fernandez, who sings rancheras, is included among tonight's scheduled performers.</w:t>
+        <w:br/>
+        <w:t>Mr. Abaroa of the Latin academy said that the criticism was unwarranted. He said that nominees were voted on by Latin academy members on the basis of excellence, not of recording sales or popularity. He noted that regional Mexican music had six Latin Grammy categories; only Brazilian music, with seven, had more. "I'm Mexican, and I'm the first one to defend my music," he said. "But this is not the Mexican Academy of Recording Arts and Sciences. This is an international organization."</w:t>
+        <w:br/>
+        <w:t>The controversy has left a sour taste among some Latin Grammy supporters. Sandra Guzman, editor in chief of Soloella.com, a Web site for Latinas, said she would be watching the show at a private party sponsored by El Diario-La Prensa, the New York newspaper; the magazine Urban Latino; and HBO Latino at the Copacabana in Manhattan. But she lamented: "It shows we're not as inclusive as we should be as a community. It's not a Mexican issue, it's a Latin music issue. We should be better than that."</w:t>
+        <w:br/>
+        <w:t>Some music critics said that the Latin Academy needed to reach out to the regional Mexican field to maintain its credibility.</w:t>
+        <w:br/>
+        <w:t>"The burden is on the organization to get a fair representation," said Ramiro Burr, a music critic for The San Antonio Express-News and author of "The Billboard Guide to Tejano and Regional Mexican Music," published by Billboard Books. "The truth of the matter is that the regional Mexican market is enormous, and it's beginning to overpower Latin pop and tropical salsa."</w:t>
+        <w:br/>
+        <w:t>This is not the first bump the Latin Grammys have run into. Organizers had wanted to stage the show at the American Airlines Arena in Miami, where many of the Latin artists and music labels are based. But a local law prohibited Miami-Dade County from dealing with companies and organizations that do business with Cuba, and the Latin Grammys include Cuban nominees like Los Van Van and members of the Buena Vista Social Club. (The law was rendered moot in July after a Supreme Court decision struck down a similar law in Massachusetts aimed at Myanmar and human rights abuses there.)</w:t>
+        <w:br/>
+        <w:t>Mr. Estefan, a Cuban exile, said that music and politics should not mix and that he would like the Latin Grammys to be held in Miami next year. As for his numerous Latin Grammy nominations as songwriter and producer, he said this was his lucky year, so much so that he doubted that such a showing could be replicated.</w:t>
+        <w:br/>
+        <w:t>"It's the kind of thing you can't plan," said Mr. Estefan, who has won seven Grammys.</w:t>
+        <w:br/>
+        <w:t>Mr. Estefan, who has his own record label in a joint venture with Sony Music Entertainment and is president of artist development worldwide for Sony, said that the Latin Grammy Awards would be a special moment for him mostly because they confirm how far Latin music has come.</w:t>
+        <w:br/>
+        <w:t>"It used to be that people didn't want to hear Latin music or wanted you to change your last name," he said. The Latin Grammys offer proof, he said, that "in order to be successful you have to be yourself."</w:t>
         <w:br/>
         <w:br/>
         <w:t>http://www.nytimes.com</w:t>
@@ -102,13 +122,7 @@
         <w:br/>
         <w:t xml:space="preserve"> </w:t>
         <w:br/>
-        <w:t>PHOTOS: Los Pikadientes de Caborca, top, in concert. Los Tigres del Norte, above, recorded what was probably the first Mexican tribute to the cellphone. Alacranes Musical, right, have had ring-tone sales comparable to those of major pop acts.</w:t>
-        <w:br/>
-        <w:t>Los Pikadientes de Caborca had a hit last year with ''La Cumbia del Rio,'' a song the group originally shared with friends via cellphone.(PHOTOGRAPHS FROM LOS PIKADIENTES DE CABORCA)</w:t>
-        <w:br/>
-        <w:t>(PHOTOGRAPH BY JOSIE LEPE/MERCURY NEWS)</w:t>
-        <w:br/>
-        <w:t xml:space="preserve"> (PHOTOGRAPH BY SONY MUSIC)</w:t>
+        <w:t>Photos: Performers at the Latin Grammys are to include Ricky Martin, above, and Alejandro Fernandez, right. Jennifer Lopez, top right, will be one of the show's hosts. Top center, Emilio Estefan Jr., left, with Mauricio Abaroa of the Latin recording academy. (Reuters); (Above left, Associated Press; above right, Jack Vartoogian)(pg. E1); Luis, left, and Jorge Hernandez of Los Tigres del Norte. The band gave $500,000 to a center at U.C.L.A. to promote the study of norteno music. (Jack Vartoogian for The New York Times)(pg. E3)</w:t>
       </w:r>
     </w:p>
     <w:sectPr>
